--- a/document/机器狗线刷.docx
+++ b/document/机器狗线刷.docx
@@ -47,7 +47,25 @@
           <w:szCs w:val="24"/>
           <w:lang w:val="en-US" w:eastAsia="zh-CN"/>
         </w:rPr>
-        <w:t>刷机包 V1.2.0.7最新链接：</w:t>
+        <w:t>刷机包 V1.2.0.7链接：</w:t>
+      </w:r>
+      <w:r>
+        <w:rPr>
+          <w:rFonts w:hint="default" w:ascii="Times New Roman" w:hAnsi="Times New Roman" w:cs="Times New Roman"/>
+          <w:sz w:val="24"/>
+          <w:szCs w:val="24"/>
+          <w:lang w:val="en-US" w:eastAsia="zh-CN"/>
+        </w:rPr>
+        <w:t xml:space="preserve"> </w:t>
+      </w:r>
+      <w:r>
+        <w:rPr>
+          <w:rFonts w:hint="eastAsia" w:ascii="Times New Roman" w:hAnsi="Times New Roman" w:cs="Times New Roman"/>
+          <w:sz w:val="24"/>
+          <w:szCs w:val="24"/>
+          <w:lang w:val="en-US" w:eastAsia="zh-CN"/>
+        </w:rPr>
+        <w:t>更新的网址不知道在哪了.</w:t>
       </w:r>
     </w:p>
     <w:p>
@@ -1182,14 +1200,14 @@
         <w:ind w:firstLine="420" w:firstLineChars="0"/>
         <w:jc w:val="center"/>
         <w:rPr>
-          <w:rFonts w:ascii="宋体" w:hAnsi="宋体" w:eastAsia="宋体" w:cs="宋体"/>
-          <w:sz w:val="24"/>
-          <w:szCs w:val="24"/>
-        </w:rPr>
-      </w:pPr>
-      <w:r>
-        <w:rPr>
-          <w:rFonts w:ascii="宋体" w:hAnsi="宋体" w:eastAsia="宋体" w:cs="宋体"/>
+          <w:rFonts w:ascii="SimSun" w:hAnsi="SimSun" w:eastAsia="SimSun" w:cs="SimSun"/>
+          <w:sz w:val="24"/>
+          <w:szCs w:val="24"/>
+        </w:rPr>
+      </w:pPr>
+      <w:r>
+        <w:rPr>
+          <w:rFonts w:ascii="SimSun" w:hAnsi="SimSun" w:eastAsia="SimSun" w:cs="SimSun"/>
           <w:sz w:val="24"/>
           <w:szCs w:val="24"/>
         </w:rPr>
@@ -1245,15 +1263,15 @@
         <w:ind w:firstLine="420" w:firstLineChars="0"/>
         <w:jc w:val="left"/>
         <w:rPr>
-          <w:rFonts w:hint="default" w:ascii="宋体" w:hAnsi="宋体" w:eastAsia="宋体" w:cs="宋体"/>
-          <w:sz w:val="24"/>
-          <w:szCs w:val="24"/>
-          <w:lang w:val="en-US" w:eastAsia="zh-CN"/>
-        </w:rPr>
-      </w:pPr>
-      <w:r>
-        <w:rPr>
-          <w:rFonts w:hint="eastAsia" w:ascii="宋体" w:hAnsi="宋体" w:eastAsia="宋体" w:cs="宋体"/>
+          <w:rFonts w:hint="default" w:ascii="SimSun" w:hAnsi="SimSun" w:eastAsia="SimSun" w:cs="SimSun"/>
+          <w:sz w:val="24"/>
+          <w:szCs w:val="24"/>
+          <w:lang w:val="en-US" w:eastAsia="zh-CN"/>
+        </w:rPr>
+      </w:pPr>
+      <w:r>
+        <w:rPr>
+          <w:rFonts w:hint="eastAsia" w:ascii="SimSun" w:hAnsi="SimSun" w:eastAsia="SimSun" w:cs="SimSun"/>
           <w:sz w:val="24"/>
           <w:szCs w:val="24"/>
           <w:lang w:val="en-US" w:eastAsia="zh-CN"/>
@@ -1553,6 +1571,50 @@
         </w:numPr>
         <w:ind w:firstLine="420" w:firstLineChars="0"/>
         <w:rPr>
+          <w:rFonts w:hint="default"/>
+          <w:sz w:val="24"/>
+          <w:szCs w:val="24"/>
+          <w:lang w:val="en-US" w:eastAsia="zh-CN"/>
+        </w:rPr>
+      </w:pPr>
+      <w:r>
+        <w:rPr>
+          <w:rFonts w:hint="eastAsia"/>
+          <w:sz w:val="24"/>
+          <w:szCs w:val="24"/>
+          <w:lang w:val="en-US" w:eastAsia="zh-CN"/>
+        </w:rPr>
+        <w:t>注:如果执行</w:t>
+      </w:r>
+      <w:r>
+        <w:rPr>
+          <w:rFonts w:hint="default"/>
+          <w:sz w:val="24"/>
+          <w:szCs w:val="24"/>
+          <w:lang w:val="en-US" w:eastAsia="zh-CN"/>
+        </w:rPr>
+        <w:t>sudo reboot --force forced-recovery</w:t>
+      </w:r>
+      <w:r>
+        <w:rPr>
+          <w:rFonts w:hint="eastAsia"/>
+          <w:sz w:val="24"/>
+          <w:szCs w:val="24"/>
+          <w:lang w:val="en-US" w:eastAsia="zh-CN"/>
+        </w:rPr>
+        <w:t>,某次刷机失败后,再按狗的电源键大概率是没有反应了,因为狗已经进入了刷机模式,然后直接用原厂typec线连狗和电脑 直接运行如下命令即可.</w:t>
+      </w:r>
+      <w:bookmarkStart w:id="0" w:name="_GoBack"/>
+      <w:bookmarkEnd w:id="0"/>
+    </w:p>
+    <w:p>
+      <w:pPr>
+        <w:numPr>
+          <w:ilvl w:val="0"/>
+          <w:numId w:val="0"/>
+        </w:numPr>
+        <w:ind w:firstLine="420" w:firstLineChars="0"/>
+        <w:rPr>
           <w:rFonts w:hint="eastAsia" w:ascii="Times New Roman" w:hAnsi="Times New Roman" w:cs="Times New Roman"/>
           <w:sz w:val="24"/>
           <w:szCs w:val="24"/>
@@ -1654,7 +1716,6 @@
         </w:rPr>
         <w:t xml:space="preserve"> </w:t>
       </w:r>
-      <w:bookmarkStart w:id="0" w:name="_GoBack"/>
       <w:r>
         <w:rPr>
           <w:rFonts w:hint="default" w:ascii="Times New Roman" w:hAnsi="Times New Roman" w:cs="Times New Roman"/>
@@ -1673,7 +1734,6 @@
         </w:rPr>
         <w:t>/home/user/flash_package</w:t>
       </w:r>
-      <w:bookmarkEnd w:id="0"/>
     </w:p>
     <w:p>
       <w:pPr>
@@ -2587,7 +2647,7 @@
   <w:docDefaults>
     <w:rPrDefault>
       <w:rPr>
-        <w:rFonts w:ascii="Times New Roman" w:hAnsi="Times New Roman" w:eastAsia="宋体" w:cs="Times New Roman"/>
+        <w:rFonts w:ascii="Times New Roman" w:hAnsi="Times New Roman" w:eastAsia="SimSun" w:cs="Times New Roman"/>
       </w:rPr>
     </w:rPrDefault>
     <w:pPrDefault/>
